--- a/public/smart-police/forms/บัญชีทรัพย์ถูกประทุษร้าย.docx
+++ b/public/smart-police/forms/บัญชีทรัพย์ถูกประทุษร้าย.docx
@@ -2407,7 +2407,7 @@
         <w:szCs w:val="24"/>
         <w:cs/>
       </w:rPr>
-      <w:t>สอบสวน.</w:t>
+      <w:t/>
     </w:r>
     <w:r>
       <w:rPr>
@@ -2418,7 +2418,7 @@
         <w:sz w:val="24"/>
         <w:szCs w:val="24"/>
       </w:rPr>
-      <w:t>com</w:t>
+      <w:t/>
     </w:r>
   </w:p>
 </w:ftr>

--- a/public/smart-police/forms/บัญชีทรัพย์ถูกประทุษร้าย.docx
+++ b/public/smart-police/forms/บัญชีทรัพย์ถูกประทุษร้าย.docx
@@ -2315,7 +2315,7 @@
         <w:szCs w:val="32"/>
         <w:cs/>
       </w:rPr>
-      <w:t xml:space="preserve">(ส ๕๖ - </w:t>
+      <w:t xml:space="preserve"/>
     </w:r>
     <w:r>
       <w:rPr>
@@ -2325,7 +2325,7 @@
         <w:szCs w:val="32"/>
         <w:cs/>
       </w:rPr>
-      <w:t>๘</w:t>
+      <w:t/>
     </w:r>
     <w:r>
       <w:rPr>
@@ -2335,7 +2335,7 @@
         <w:szCs w:val="32"/>
         <w:cs/>
       </w:rPr>
-      <w:t>)</w:t>
+      <w:t/>
     </w:r>
     <w:r>
       <w:rPr>
